--- a/templates/contract-services.docx
+++ b/templates/contract-services.docx
@@ -413,187 +413,33 @@
       </w:pPr>
       <w:r>
         <w:rPr>
+          <w:b w:val="0"/>
           <w:bCs/>
           <w:color w:val="000000" w:themeColor="text1"/>
           <w:sz w:val="24"/>
           <w:szCs w:val="24"/>
         </w:rPr>
-        <w:t>и {client.fullName}, в лице {client.directorRole} {client.directorName}, действующего на основании {client.actingBasis}, именуемое в дальнейшем «Заказчик» с другой стороны, вместе именуемые «Стороны», заключили договор о нижеследующем:</w:t>
-      </w:r>
-      <w:r>
-        <w:rPr>
-          <w:bCs/>
-          <w:sz w:val="24"/>
-          <w:szCs w:val="24"/>
-        </w:rPr>
-      </w:r>
-      <w:r>
-        <w:rPr>
-          <w:b/>
-          <w:sz w:val="24"/>
-          <w:szCs w:val="24"/>
-        </w:rPr>
-      </w:r>
-      <w:r>
-        <w:rPr>
-          <w:b/>
-          <w:sz w:val="24"/>
-          <w:szCs w:val="24"/>
-        </w:rPr>
-      </w:r>
-      <w:r>
-        <w:rPr>
-          <w:b/>
-          <w:sz w:val="24"/>
-          <w:szCs w:val="24"/>
-        </w:rPr>
-      </w:r>
-      <w:r>
-        <w:rPr>
+        <w:t xml:space="preserve">и </w:t>
+      </w:r>
+      <w:r>
+        <w:rPr>
+          <w:b/>
           <w:bCs/>
           <w:color w:val="000000" w:themeColor="text1"/>
-          <w:spacing w:val="-7"/>
-          <w:sz w:val="24"/>
-          <w:szCs w:val="24"/>
-        </w:rPr>
-      </w:r>
-      <w:r>
-        <w:rPr>
+          <w:sz w:val="24"/>
+          <w:szCs w:val="24"/>
+        </w:rPr>
+        <w:t>{client.fullName}</w:t>
+      </w:r>
+      <w:r>
+        <w:rPr>
+          <w:b w:val="0"/>
           <w:bCs/>
           <w:color w:val="000000" w:themeColor="text1"/>
-          <w:spacing w:val="-7"/>
-          <w:sz w:val="24"/>
-          <w:szCs w:val="24"/>
-        </w:rPr>
-      </w:r>
-      <w:r>
-        <w:rPr>
-          <w:bCs/>
-          <w:color w:val="000000" w:themeColor="text1"/>
-          <w:spacing w:val="-7"/>
-          <w:sz w:val="24"/>
-          <w:szCs w:val="24"/>
-        </w:rPr>
-      </w:r>
-      <w:r>
-        <w:rPr>
-          <w:bCs/>
-          <w:color w:val="000000" w:themeColor="text1"/>
-          <w:spacing w:val="-7"/>
-          <w:sz w:val="24"/>
-          <w:szCs w:val="24"/>
-        </w:rPr>
-      </w:r>
-      <w:r>
-        <w:rPr>
-          <w:bCs/>
-          <w:color w:val="000000" w:themeColor="text1"/>
-          <w:spacing w:val="-7"/>
-          <w:sz w:val="24"/>
-          <w:szCs w:val="24"/>
-        </w:rPr>
-      </w:r>
-      <w:r>
-        <w:rPr>
-          <w:bCs/>
-          <w:color w:val="000000" w:themeColor="text1"/>
-          <w:spacing w:val="-7"/>
-          <w:sz w:val="24"/>
-          <w:szCs w:val="24"/>
-        </w:rPr>
-      </w:r>
-      <w:r>
-        <w:rPr>
-          <w:bCs/>
-          <w:color w:val="000000" w:themeColor="text1"/>
-          <w:spacing w:val="-7"/>
-          <w:sz w:val="24"/>
-          <w:szCs w:val="24"/>
-        </w:rPr>
-      </w:r>
-      <w:r>
-        <w:rPr>
-          <w:bCs/>
-          <w:color w:val="000000" w:themeColor="text1"/>
-          <w:spacing w:val="-7"/>
-          <w:sz w:val="24"/>
-          <w:szCs w:val="24"/>
-        </w:rPr>
-      </w:r>
-      <w:r>
-        <w:rPr>
-          <w:bCs/>
-          <w:color w:val="000000" w:themeColor="text1"/>
-          <w:spacing w:val="-7"/>
-          <w:sz w:val="24"/>
-          <w:szCs w:val="24"/>
-        </w:rPr>
-      </w:r>
-      <w:r>
-        <w:rPr>
-          <w:bCs/>
-          <w:color w:val="000000" w:themeColor="text1"/>
-          <w:spacing w:val="-7"/>
-          <w:sz w:val="24"/>
-          <w:szCs w:val="24"/>
-        </w:rPr>
-      </w:r>
-      <w:r>
-        <w:rPr>
-          <w:bCs/>
-          <w:color w:val="000000" w:themeColor="text1"/>
-          <w:spacing w:val="-7"/>
-          <w:sz w:val="24"/>
-          <w:szCs w:val="24"/>
-        </w:rPr>
-      </w:r>
-      <w:r>
-        <w:rPr>
-          <w:bCs/>
-          <w:color w:val="000000" w:themeColor="text1"/>
-          <w:spacing w:val="-7"/>
-          <w:sz w:val="24"/>
-          <w:szCs w:val="24"/>
-        </w:rPr>
-      </w:r>
-      <w:r>
-        <w:rPr>
-          <w:bCs/>
-          <w:color w:val="000000" w:themeColor="text1"/>
-          <w:spacing w:val="-7"/>
-          <w:sz w:val="24"/>
-          <w:szCs w:val="24"/>
-        </w:rPr>
-      </w:r>
-      <w:r>
-        <w:rPr>
-          <w:bCs/>
-          <w:color w:val="000000" w:themeColor="text1"/>
-          <w:spacing w:val="-7"/>
-          <w:sz w:val="24"/>
-          <w:szCs w:val="24"/>
-        </w:rPr>
-      </w:r>
-      <w:r>
-        <w:rPr>
-          <w:bCs/>
-          <w:sz w:val="24"/>
-          <w:szCs w:val="24"/>
-        </w:rPr>
-      </w:r>
-      <w:r>
-        <w:rPr>
-          <w:bCs/>
-          <w:sz w:val="24"/>
-          <w:szCs w:val="24"/>
-        </w:rPr>
-      </w:r>
-      <w:r>
-        <w:rPr>
-          <w:bCs/>
-          <w:sz w:val="24"/>
-          <w:szCs w:val="24"/>
-        </w:rPr>
+          <w:sz w:val="24"/>
+          <w:szCs w:val="24"/>
+        </w:rPr>
+        <w:t>, в лице {client.directorRole} {client.directorName}, действующего на основании {client.actingBasis}, именуемое в дальнейшем «Заказчик» с другой стороны, вместе именуемые «Стороны», заключили договор о нижеследующем:</w:t>
       </w:r>
     </w:p>
     <w:p>
@@ -6340,6 +6186,7 @@
     </w:p>
     <w:p>
       <w:pPr>
+        <w:spacing w:before="360"/>
         <w:jc w:val="center"/>
         <w:rPr>
           <w:b/>
@@ -6423,22 +6270,8 @@
               <w:t xml:space="preserve">  </w:t>
             </w:r>
           </w:p>
-          <w:p>
-            <w:pPr>
-              <w:pStyle w:val="Standard"/>
-              <w:rPr>
-                <w:bCs/>
-              </w:rPr>
-            </w:pPr>
-          </w:p>
-          <w:p>
-            <w:pPr>
-              <w:pStyle w:val="Standard"/>
-              <w:rPr>
-                <w:bCs/>
-              </w:rPr>
-            </w:pPr>
-          </w:p>
+          <w:p/>
+          <w:p/>
           <w:p>
             <w:pPr>
               <w:pStyle w:val="Standard"/>
@@ -6523,6 +6356,8 @@
               </w:rPr>
             </w:r>
           </w:p>
+          <w:p/>
+          <w:p/>
           <w:p>
             <w:pPr>
               <w:contextualSpacing/>
@@ -6538,7 +6373,6 @@
                 <w:sz w:val="24"/>
                 <w:szCs w:val="24"/>
               </w:rPr>
-              <w:br/>
               <w:t>__________________/{client.directorShort}/</w:t>
             </w:r>
             <w:r>
@@ -6605,20 +6439,6 @@
                 <w:sz w:val="24"/>
                 <w:szCs w:val="24"/>
               </w:rPr>
-            </w:r>
-          </w:p>
-          <w:p>
-            <w:pPr>
-              <w:pStyle w:val="Standard"/>
-              <w:rPr>
-                <w:bCs/>
-              </w:rPr>
-            </w:pPr>
-            <w:r>
-              <w:rPr>
-                <w:bCs/>
-              </w:rPr>
-              <w:t xml:space="preserve"> </w:t>
             </w:r>
           </w:p>
         </w:tc>
@@ -7752,6 +7572,7 @@
     </w:p>
     <w:p>
       <w:pPr>
+        <w:spacing w:before="360"/>
         <w:jc w:val="center"/>
         <w:rPr>
           <w:b/>
@@ -7846,22 +7667,8 @@
               <w:t xml:space="preserve">ИП Белавина Ольга Владимировна    </w:t>
             </w:r>
           </w:p>
-          <w:p>
-            <w:pPr>
-              <w:pStyle w:val="Standard"/>
-              <w:rPr>
-                <w:bCs/>
-              </w:rPr>
-            </w:pPr>
-          </w:p>
-          <w:p>
-            <w:pPr>
-              <w:pStyle w:val="Standard"/>
-              <w:rPr>
-                <w:bCs/>
-              </w:rPr>
-            </w:pPr>
-          </w:p>
+          <w:p/>
+          <w:p/>
           <w:p>
             <w:pPr>
               <w:pStyle w:val="Standard"/>
@@ -7940,6 +7747,8 @@
               </w:rPr>
             </w:r>
           </w:p>
+          <w:p/>
+          <w:p/>
           <w:p>
             <w:pPr>
               <w:contextualSpacing/>
@@ -7955,7 +7764,6 @@
                 <w:sz w:val="24"/>
                 <w:szCs w:val="24"/>
               </w:rPr>
-              <w:br/>
               <w:t>__________________/{client.directorShort}/</w:t>
             </w:r>
             <w:r>
@@ -8009,14 +7817,6 @@
                 <w:szCs w:val="24"/>
               </w:rPr>
             </w:r>
-          </w:p>
-          <w:p>
-            <w:pPr>
-              <w:pStyle w:val="Standard"/>
-              <w:rPr>
-                <w:bCs/>
-              </w:rPr>
-            </w:pPr>
           </w:p>
         </w:tc>
       </w:tr>
@@ -8200,7 +8000,6 @@
           <w:sz w:val="24"/>
           <w:szCs w:val="24"/>
         </w:rPr>
-        <w:br/>
       </w:r>
       <w:r>
         <w:rPr>
@@ -8244,15 +8043,13 @@
           <w:sz w:val="24"/>
           <w:szCs w:val="24"/>
         </w:rPr>
-        <w:br/>
-      </w:r>
-      <w:r>
-        <w:rPr>
-          <w:b/>
-          <w:sz w:val="24"/>
-          <w:szCs w:val="24"/>
-        </w:rPr>
-        <w:br/>
+      </w:r>
+      <w:r>
+        <w:rPr>
+          <w:b/>
+          <w:sz w:val="24"/>
+          <w:szCs w:val="24"/>
+        </w:rPr>
       </w:r>
     </w:p>
     <w:tbl>
@@ -9377,7 +9174,7 @@
     </w:p>
     <w:p>
       <w:pPr>
-        <w:spacing w:before="5" w:line="237" w:lineRule="auto"/>
+        <w:spacing w:before="360" w:line="237" w:lineRule="auto"/>
         <w:ind w:left="329" w:right="471"/>
         <w:jc w:val="center"/>
         <w:rPr>
@@ -9440,7 +9237,6 @@
                 <w:bCs/>
                 <w:color w:val="000000" w:themeColor="text1"/>
               </w:rPr>
-              <w:br/>
             </w:r>
             <w:r>
               <w:rPr>
@@ -9449,14 +9245,8 @@
               <w:t xml:space="preserve">ИП Белавина Ольга Владимировна    </w:t>
             </w:r>
           </w:p>
-          <w:p>
-            <w:pPr>
-              <w:pStyle w:val="Standard"/>
-              <w:rPr>
-                <w:bCs/>
-              </w:rPr>
-            </w:pPr>
-          </w:p>
+          <w:p/>
+          <w:p/>
           <w:p>
             <w:pPr>
               <w:pStyle w:val="Standard"/>
@@ -9541,6 +9331,8 @@
               </w:rPr>
             </w:r>
           </w:p>
+          <w:p/>
+          <w:p/>
           <w:p>
             <w:pPr>
               <w:contextualSpacing/>
@@ -9602,14 +9394,6 @@
                 <w:szCs w:val="24"/>
               </w:rPr>
             </w:r>
-          </w:p>
-          <w:p>
-            <w:pPr>
-              <w:pStyle w:val="Standard"/>
-              <w:rPr>
-                <w:bCs/>
-              </w:rPr>
-            </w:pPr>
           </w:p>
         </w:tc>
       </w:tr>
